--- a/최종교재/28장_GitHub에_올리기.docx
+++ b/최종교재/28장_GitHub에_올리기.docx
@@ -224,25 +224,7 @@
           <w:i w:val="0"/>
           <w:color w:val="000000"/>
         </w:rPr>
-        <w:t xml:space="preserve">이제 이 책의 마지막인 5부에 들어왔습니다. 지금까지 12장에서는 빈 폴더로 출발해 13장에서 지도를 띄우고, 15장에서 마커를 찍었습니다. 13~19장에서는 말풍선과 필터, 검색 기능을 추가했으며, 16~23장에서는 장소 정보를 추가하고 저장하고 관리하는 작업을 진행했습니다. 20~26장에서는 내 위치 표시, 공유 기능, 클러스터러를 구현했고, 27장에서는 스마트폰 화면에서도 잘 보이도록 화면을 최적화했습니다. 이제 </w:t>
-      </w:r>
-      <w:r>
-        <w:rPr>
-          <w:rFonts w:ascii="Consolas" w:hAnsi="Consolas"/>
-          <w:b w:val="0"/>
-          <w:i w:val="0"/>
-          <w:color w:val="000000"/>
-          <w:sz w:val="17"/>
-        </w:rPr>
-        <w:t>my-map</w:t>
-      </w:r>
-      <w:r>
-        <w:rPr>
-          <w:b w:val="0"/>
-          <w:i w:val="0"/>
-          <w:color w:val="000000"/>
-        </w:rPr>
-        <w:t>에 필요한 모든 기능이 갖춰졌습니다.</w:t>
+        <w:t>이제 이 책의 마지막인 4부에 들어왔습니다. 지금까지 12장에서는 빈 폴더로 출발해 13장에서 지도를 띄우고, 15장에서 마커를 찍었습니다. 17~19장에서는 말풍선과 필터, 검색 기능을 추가했으며, 20~23장에서는 장소 정보를 추가하고 저장하고 관리하는 작업을 진행했습니다. 24~26장에서는 내 위치 표시, 공유 기능, 클러스터러를 구현했고, 27장에서는 스마트폰 화면에서도 잘 보이도록 화면을 최적화했습니다. 이제 my-map에 필요한 모든 기능이 갖춰졌습니다.</w:t>
       </w:r>
     </w:p>
     <w:p>
@@ -252,7 +234,7 @@
           <w:i w:val="0"/>
           <w:color w:val="000000"/>
         </w:rPr>
-        <w:t>그런데 현재 이 앱은 여러분의 컴퓨터 안에만 존재합니다. 다른 사람에게 보여 주려면 직접 노트북을 들고 가야만 하고, 하드디스크에 문제가 생기면 앱이 함께 사라질 수도 있습니다. 5부에서는 이 앱을 인터넷에 공개하는 과정을 다룹니다. 그 첫 단계로 이번 장에서는 프로젝트를 깃허브에 올리는 작업을 진행합니다. 다음 장에서 진행할 배포(GitHub Pages)와 마지막 장의 README 작성 작업 모두 깃허브에 코드가 올라가 있어야 진행할 수 있습니다.</w:t>
+        <w:t>그런데 현재 이 앱은 여러분의 컴퓨터 안에만 존재합니다. 다른 사람에게 보여 주려면 직접 노트북을 들고 가야만 하고, 하드디스크에 문제가 생기면 앱이 함께 사라질 수도 있습니다. 4부에서는 이 앱을 인터넷에 공개하는 과정을 다룹니다. 그 첫 단계로 이번 장에서는 프로젝트를 깃허브에 올리는 작업을 진행합니다. 다음 장에서 진행할 배포(GitHub Pages)와 마지막 장의 README 작성 작업 모두 깃허브에 코드가 올라가 있어야 진행할 수 있습니다.</w:t>
       </w:r>
     </w:p>
     <w:p>
@@ -667,7 +649,6 @@
         <w:rPr>
           <w:b w:val="0"/>
           <w:i w:val="0"/>
-          <w:strike w:val="0"/>
           <w:color w:val="000000"/>
         </w:rPr>
         <w:t xml:space="preserve">이 "뺄 목록"을 적어 두는 파일이 바로 </w:t>
@@ -677,7 +658,6 @@
           <w:rFonts w:ascii="Consolas" w:hAnsi="Consolas"/>
           <w:b w:val="0"/>
           <w:i w:val="0"/>
-          <w:strike w:val="0"/>
           <w:color w:val="000000"/>
           <w:sz w:val="17"/>
         </w:rPr>
@@ -687,35 +667,15 @@
         <w:rPr>
           <w:b w:val="0"/>
           <w:i w:val="0"/>
-          <w:strike w:val="0"/>
-          <w:color w:val="000000"/>
-        </w:rPr>
-        <w:t xml:space="preserve">였습니다. </w:t>
-      </w:r>
-      <w:r>
-        <w:rPr>
-          <w:b w:val="0"/>
-          <w:i w:val="0"/>
-          <w:strike w:val="0"/>
-          <w:color w:val="000000"/>
-        </w:rPr>
-        <w:t>12장</w:t>
-      </w:r>
-      <w:r>
-        <w:rPr>
-          <w:b w:val="0"/>
-          <w:i w:val="0"/>
-          <w:strike w:val="0"/>
-          <w:color w:val="000000"/>
-        </w:rPr>
-        <w:t xml:space="preserve">에서 </w:t>
+          <w:color w:val="000000"/>
+        </w:rPr>
+        <w:t xml:space="preserve">였습니다. 12장에서 </w:t>
       </w:r>
       <w:r>
         <w:rPr>
           <w:rFonts w:ascii="Consolas" w:hAnsi="Consolas"/>
           <w:b w:val="0"/>
           <w:i w:val="0"/>
-          <w:strike w:val="0"/>
           <w:color w:val="000000"/>
           <w:sz w:val="17"/>
         </w:rPr>
@@ -725,10 +685,9 @@
         <w:rPr>
           <w:b w:val="0"/>
           <w:i w:val="0"/>
-          <w:strike w:val="0"/>
-          <w:color w:val="000000"/>
-        </w:rPr>
-        <w:t>를 만들 때 Claude Code가 한 번 점검해 줬지만, 그때는 저장소를 만들기 한참 전이었습니다. 올리기 직전인 지금, 마지막으로 재점검합시다. 바이브코딩답게 점검도 시킵니다.</w:t>
+          <w:color w:val="000000"/>
+        </w:rPr>
+        <w:t>를 만들 때 Claude Code가 한 번 점검해 줬지만, 그때는 저장소를 만들기 한참 전이었습니다. 올리기 직전인 지금 다시 한번 점검합시다. 바이브코딩답게 점검도 Claude Code에게 맡겨 봅시다.</w:t>
       </w:r>
     </w:p>
     <w:p>
@@ -1433,63 +1392,8 @@
         <w:ind w:left="259"/>
       </w:pPr>
       <w:r>
-        <w:t xml:space="preserve">• </w:t>
-      </w:r>
-      <w:r>
-        <w:rPr>
-          <w:rFonts w:ascii="Consolas" w:hAnsi="Consolas"/>
-          <w:b w:val="0"/>
-          <w:i w:val="0"/>
-          <w:strike w:val="0"/>
-          <w:color w:val="000000"/>
-          <w:sz w:val="17"/>
-        </w:rPr>
-        <w:t>git add -A</w:t>
-      </w:r>
-      <w:r>
-        <w:rPr>
-          <w:b w:val="0"/>
-          <w:i w:val="0"/>
-          <w:strike w:val="0"/>
-          <w:color w:val="000000"/>
-        </w:rPr>
-        <w:t xml:space="preserve"> — 모든 변경 파일을 </w:t>
-      </w:r>
-      <w:r>
-        <w:rPr>
-          <w:b/>
-          <w:i w:val="0"/>
-          <w:strike w:val="0"/>
-          <w:color w:val="000000"/>
-        </w:rPr>
-        <w:t>스테이지</w:t>
-      </w:r>
-      <w:r>
-        <w:rPr>
-          <w:b w:val="0"/>
-          <w:i w:val="0"/>
-          <w:strike w:val="0"/>
-          <w:color w:val="000000"/>
-        </w:rPr>
-        <w:t xml:space="preserve">(기록 대기석)에 올립니다. </w:t>
-      </w:r>
-      <w:r>
-        <w:rPr>
-          <w:b w:val="0"/>
-          <w:i w:val="0"/>
-          <w:strike w:val="0"/>
-          <w:color w:val="000000"/>
-        </w:rPr>
-        <w:t>7장</w:t>
-      </w:r>
-      <w:r>
-        <w:rPr>
-          <w:b w:val="0"/>
-          <w:i w:val="0"/>
-          <w:strike w:val="0"/>
-          <w:color w:val="000000"/>
-        </w:rPr>
-        <w:t>의 비유를 다시 쓰면, 사진 찍을 사람들을 촬영장에 세우는 단계입니다.</w:t>
+        <w:rPr/>
+        <w:t>• git add -A — 모든 변경 파일을 스테이지(기록 대기석)에 올립니다. 11장의 비유를 다시 쓰면, 사진 찍을 사람들을 촬영장에 세우는 단계입니다.</w:t>
       </w:r>
     </w:p>
     <w:p>
@@ -1871,7 +1775,24 @@
           <w:i w:val="0"/>
           <w:color w:val="000000"/>
         </w:rPr>
-        <w:t xml:space="preserve">와 같은 문자열은 이번 커밋에 부여된 고유 식별자인 해시[^1]로, 커밋을 구분하기 위한 일련번호와 같습니다. 그 뒤에 표시되는 </w:t>
+        <w:t>와 같은 문자열은 이번 커밋에 부여된 고유 식별자인 해시</w:t>
+      </w:r>
+      <w:r>
+        <w:rPr>
+          <w:b w:val="0"/>
+          <w:i w:val="0"/>
+          <w:color w:val="000000"/>
+          <w:vertAlign w:val="superscript"/>
+        </w:rPr>
+        <w:t>1</w:t>
+      </w:r>
+      <w:r>
+        <w:rPr>
+          <w:b w:val="0"/>
+          <w:i w:val="0"/>
+          <w:color w:val="000000"/>
+        </w:rPr>
+        <w:t xml:space="preserve">로, 커밋을 구분하기 위한 일련번호와 같습니다. 그 뒤에 표시되는 </w:t>
       </w:r>
       <w:r>
         <w:rPr>
@@ -1994,7 +1915,6 @@
         <w:rPr>
           <w:b w:val="0"/>
           <w:i w:val="0"/>
-          <w:strike w:val="0"/>
           <w:color w:val="000000"/>
         </w:rPr>
         <w:t xml:space="preserve">커밋 직후 </w:t>
@@ -2004,7 +1924,6 @@
           <w:rFonts w:ascii="Consolas" w:hAnsi="Consolas"/>
           <w:b w:val="0"/>
           <w:i w:val="0"/>
-          <w:strike w:val="0"/>
           <w:color w:val="000000"/>
           <w:sz w:val="17"/>
         </w:rPr>
@@ -2014,17 +1933,15 @@
         <w:rPr>
           <w:b w:val="0"/>
           <w:i w:val="0"/>
-          <w:strike w:val="0"/>
-          <w:color w:val="000000"/>
-        </w:rPr>
-        <w:t xml:space="preserve"> 를 실행해 보면 저장소가 추적 중인 파일 중에 </w:t>
+          <w:color w:val="000000"/>
+        </w:rPr>
+        <w:t xml:space="preserve"> 를 실행해 보세요. 저장소가 추적 중인 파일 중에 </w:t>
       </w:r>
       <w:r>
         <w:rPr>
           <w:rFonts w:ascii="Consolas" w:hAnsi="Consolas"/>
           <w:b w:val="0"/>
           <w:i w:val="0"/>
-          <w:strike w:val="0"/>
           <w:color w:val="000000"/>
           <w:sz w:val="17"/>
         </w:rPr>
@@ -2034,30 +1951,45 @@
         <w:rPr>
           <w:b w:val="0"/>
           <w:i w:val="0"/>
-          <w:strike w:val="0"/>
-          <w:color w:val="000000"/>
-        </w:rPr>
-        <w:t xml:space="preserve">가 들어간 이름이 있는지 한 번 더 확인할 수 있습니다. 아무것도 안 나오면 합격입니다. </w:t>
+          <w:color w:val="000000"/>
+        </w:rPr>
+        <w:t xml:space="preserve">가 들어간 이름이 있는지 한 번 더 확인할 수 있습니다. 아무것도 안 나오면 </w:t>
       </w:r>
       <w:r>
         <w:rPr>
           <w:rFonts w:ascii="Consolas" w:hAnsi="Consolas"/>
           <w:b w:val="0"/>
           <w:i w:val="0"/>
-          <w:strike w:val="0"/>
           <w:color w:val="000000"/>
           <w:sz w:val="17"/>
         </w:rPr>
+        <w:t>.env</w:t>
+      </w:r>
+      <w:r>
+        <w:rPr>
+          <w:b w:val="0"/>
+          <w:i w:val="0"/>
+          <w:color w:val="000000"/>
+        </w:rPr>
+        <w:t xml:space="preserve">가 장부에 오르지 않았다는 뜻이니 안심해도 좋습니다. </w:t>
+      </w:r>
+      <w:r>
+        <w:rPr>
+          <w:rFonts w:ascii="Consolas" w:hAnsi="Consolas"/>
+          <w:b w:val="0"/>
+          <w:i w:val="0"/>
+          <w:color w:val="000000"/>
+          <w:sz w:val="17"/>
+        </w:rPr>
         <w:t>git ls-files</w:t>
       </w:r>
       <w:r>
         <w:rPr>
           <w:b w:val="0"/>
           <w:i w:val="0"/>
-          <w:strike w:val="0"/>
-          <w:color w:val="000000"/>
-        </w:rPr>
-        <w:t>는 "지금 Git 장부에 올라 있는 파일 전체 목록"을 보여 주는 명령으로, 의심스러울 때마다 꺼내 쓰기 좋은 검사 도구입니다.</w:t>
+          <w:color w:val="000000"/>
+        </w:rPr>
+        <w:t>는 지금 Git 장부에 올라 있는 파일 전체 목록을 보여 주므로, 의심스러울 때마다 꺼내 쓰면 좋습니다.</w:t>
       </w:r>
     </w:p>
     <w:p>
@@ -2192,103 +2124,8 @@
         <w:ind w:left="259"/>
       </w:pPr>
       <w:r>
-        <w:t xml:space="preserve">• </w:t>
-      </w:r>
-      <w:r>
-        <w:rPr>
-          <w:rFonts w:ascii="Consolas" w:hAnsi="Consolas"/>
-          <w:b w:val="0"/>
-          <w:i w:val="0"/>
-          <w:strike w:val="0"/>
-          <w:color w:val="000000"/>
-          <w:sz w:val="17"/>
-        </w:rPr>
-        <w:t>--public</w:t>
-      </w:r>
-      <w:r>
-        <w:rPr>
-          <w:b w:val="0"/>
-          <w:i w:val="0"/>
-          <w:strike w:val="0"/>
-          <w:color w:val="000000"/>
-        </w:rPr>
-        <w:t xml:space="preserve"> — 누구나 볼 수 있는 공개 저장소로 만듭니다. 잠깐, 공개해도 될까요? 됩니다. 우리가 이 순간을 위해 </w:t>
-      </w:r>
-      <w:r>
-        <w:rPr>
-          <w:b w:val="0"/>
-          <w:i w:val="0"/>
-          <w:strike w:val="0"/>
-          <w:color w:val="000000"/>
-        </w:rPr>
-        <w:t>12장</w:t>
-      </w:r>
-      <w:r>
-        <w:rPr>
-          <w:b w:val="0"/>
-          <w:i w:val="0"/>
-          <w:strike w:val="0"/>
-          <w:color w:val="000000"/>
-        </w:rPr>
-        <w:t xml:space="preserve">부터 키를 </w:t>
-      </w:r>
-      <w:r>
-        <w:rPr>
-          <w:rFonts w:ascii="Consolas" w:hAnsi="Consolas"/>
-          <w:b w:val="0"/>
-          <w:i w:val="0"/>
-          <w:strike w:val="0"/>
-          <w:color w:val="000000"/>
-          <w:sz w:val="17"/>
-        </w:rPr>
-        <w:t>.env</w:t>
-      </w:r>
-      <w:r>
-        <w:rPr>
-          <w:b w:val="0"/>
-          <w:i w:val="0"/>
-          <w:strike w:val="0"/>
-          <w:color w:val="000000"/>
-        </w:rPr>
-        <w:t xml:space="preserve">에 격리해 왔기 때문입니다. 코드에는 </w:t>
-      </w:r>
-      <w:r>
-        <w:rPr>
-          <w:rFonts w:ascii="Consolas" w:hAnsi="Consolas"/>
-          <w:b w:val="0"/>
-          <w:i w:val="0"/>
-          <w:strike w:val="0"/>
-          <w:color w:val="000000"/>
-          <w:sz w:val="17"/>
-        </w:rPr>
-        <w:t>import.meta.env.VITE_KAKAO_JS_KEY</w:t>
-      </w:r>
-      <w:r>
-        <w:rPr>
-          <w:b w:val="0"/>
-          <w:i w:val="0"/>
-          <w:strike w:val="0"/>
-          <w:color w:val="000000"/>
-        </w:rPr>
-        <w:t xml:space="preserve">라는 호출문만 있을 뿐 키값 자체는 없습니다. 코드는 세상에 공개하되 열쇠는 서랍에 남는 구조가 드디어 진가를 발휘합니다. 그리고 공개여야 하는 실용적인 이유도 둘 있습니다. 포트폴리오는 남이 볼 수 있어야 포트폴리오이고, </w:t>
-      </w:r>
-      <w:r>
-        <w:rPr>
-          <w:b w:val="0"/>
-          <w:i w:val="0"/>
-          <w:strike w:val="0"/>
-          <w:color w:val="000000"/>
-        </w:rPr>
-        <w:t>29장</w:t>
-      </w:r>
-      <w:r>
-        <w:rPr>
-          <w:b w:val="0"/>
-          <w:i w:val="0"/>
-          <w:strike w:val="0"/>
-          <w:color w:val="000000"/>
-        </w:rPr>
-        <w:t>에서 쓸 GitHub Pages 무료 배포는 공개 저장소에서 제공됩니다.</w:t>
+        <w:rPr/>
+        <w:t>• --public — 누구나 볼 수 있는 공개 저장소로 만듭니다. 잠깐, 공개해도 될까요? 됩니다. 우리가 이 순간을 위해 16장부터 키를 .env에 격리해 왔기 때문입니다. 코드에는 import.meta.env.VITE_KAKAO_JS_KEY라는 호출문만 있을 뿐 키값 자체는 없습니다. 코드는 세상에 공개하되 열쇠는 서랍에 남는 구조가 드디어 진가를 발휘합니다. 그리고 공개여야 하는 실용적인 이유도 둘 있습니다. 포트폴리오는 남이 볼 수 있어야 포트폴리오이고, 29장에서 쓸 GitHub Pages 무료 배포는 공개 저장소에서 제공됩니다.</w:t>
       </w:r>
     </w:p>
     <w:p>
@@ -2296,85 +2133,8 @@
         <w:ind w:left="259"/>
       </w:pPr>
       <w:r>
-        <w:t xml:space="preserve">• </w:t>
-      </w:r>
-      <w:r>
-        <w:rPr>
-          <w:rFonts w:ascii="Consolas" w:hAnsi="Consolas"/>
-          <w:b w:val="0"/>
-          <w:i w:val="0"/>
-          <w:strike w:val="0"/>
-          <w:color w:val="000000"/>
-          <w:sz w:val="17"/>
-        </w:rPr>
-        <w:t>--source=.</w:t>
-      </w:r>
-      <w:r>
-        <w:rPr>
-          <w:b w:val="0"/>
-          <w:i w:val="0"/>
-          <w:strike w:val="0"/>
-          <w:color w:val="000000"/>
-        </w:rPr>
-        <w:t xml:space="preserve"> — 현재 폴더(</w:t>
-      </w:r>
-      <w:r>
-        <w:rPr>
-          <w:rFonts w:ascii="Consolas" w:hAnsi="Consolas"/>
-          <w:b w:val="0"/>
-          <w:i w:val="0"/>
-          <w:strike w:val="0"/>
-          <w:color w:val="000000"/>
-          <w:sz w:val="17"/>
-        </w:rPr>
-        <w:t>.</w:t>
-      </w:r>
-      <w:r>
-        <w:rPr>
-          <w:b w:val="0"/>
-          <w:i w:val="0"/>
-          <w:strike w:val="0"/>
-          <w:color w:val="000000"/>
-        </w:rPr>
-        <w:t xml:space="preserve">)의 저장소를 방금 만든 깃허브 저장소와 연결합니다. 이 연결로 깃허브 쪽 저장소는 </w:t>
-      </w:r>
-      <w:r>
-        <w:rPr>
-          <w:rFonts w:ascii="Consolas" w:hAnsi="Consolas"/>
-          <w:b w:val="0"/>
-          <w:i w:val="0"/>
-          <w:strike w:val="0"/>
-          <w:color w:val="000000"/>
-          <w:sz w:val="17"/>
-        </w:rPr>
-        <w:t>origin</w:t>
-      </w:r>
-      <w:r>
-        <w:rPr>
-          <w:b w:val="0"/>
-          <w:i w:val="0"/>
-          <w:strike w:val="0"/>
-          <w:color w:val="000000"/>
-        </w:rPr>
-        <w:t>이라는 별명을 얻습니다(</w:t>
-      </w:r>
-      <w:r>
-        <w:rPr>
-          <w:b w:val="0"/>
-          <w:i w:val="0"/>
-          <w:strike w:val="0"/>
-          <w:color w:val="000000"/>
-        </w:rPr>
-        <w:t>9장</w:t>
-      </w:r>
-      <w:r>
-        <w:rPr>
-          <w:b w:val="0"/>
-          <w:i w:val="0"/>
-          <w:strike w:val="0"/>
-          <w:color w:val="000000"/>
-        </w:rPr>
-        <w:t xml:space="preserve"> 복습).</w:t>
+        <w:rPr/>
+        <w:t>• --source=. — 현재 폴더(.)의 저장소를 방금 만든 깃허브 저장소와 연결합니다. 이 연결로 깃허브 쪽 저장소는 origin이라는 별명을 얻습니다(13장 복습).</w:t>
       </w:r>
     </w:p>
     <w:p>
@@ -3283,43 +3043,8 @@
         <w:ind w:left="259"/>
       </w:pPr>
       <w:r>
-        <w:t xml:space="preserve">1. </w:t>
-      </w:r>
-      <w:r>
-        <w:rPr>
-          <w:b/>
-          <w:i w:val="0"/>
-          <w:strike w:val="0"/>
-          <w:color w:val="000000"/>
-        </w:rPr>
-        <w:t>한 커밋 = 한 가지 일.</w:t>
-      </w:r>
-      <w:r>
-        <w:rPr>
-          <w:b w:val="0"/>
-          <w:i w:val="0"/>
-          <w:strike w:val="0"/>
-          <w:color w:val="000000"/>
-        </w:rPr>
-        <w:t xml:space="preserve"> "필터 추가 + 버그 수정 + 색상 변경"을 한 커밋에 몰아넣으면 되돌리기가 불가능해집니다. 기능 하나가 눈으로 확인될 때마다 커밋 — </w:t>
-      </w:r>
-      <w:r>
-        <w:rPr>
-          <w:b w:val="0"/>
-          <w:i w:val="0"/>
-          <w:strike w:val="0"/>
-          <w:color w:val="000000"/>
-        </w:rPr>
-        <w:t>18장</w:t>
-      </w:r>
-      <w:r>
-        <w:rPr>
-          <w:b w:val="0"/>
-          <w:i w:val="0"/>
-          <w:strike w:val="0"/>
-          <w:color w:val="000000"/>
-        </w:rPr>
-        <w:t>부터 지켜 온 그 리듬입니다.</w:t>
+        <w:rPr/>
+        <w:t>1. 한 커밋 = 한 가지 일. "필터 추가 + 버그 수정 + 색상 변경"을 한 커밋에 몰아넣으면 되돌리기가 불가능해집니다. 기능 하나가 눈으로 확인될 때마다 커밋 — 22장부터 지켜 온 그 리듬입니다.</w:t>
       </w:r>
     </w:p>
     <w:p>
@@ -4072,7 +3797,6 @@
         <w:rPr>
           <w:b w:val="0"/>
           <w:i w:val="0"/>
-          <w:strike w:val="0"/>
           <w:color w:val="000000"/>
         </w:rPr>
         <w:t xml:space="preserve">Q1. </w:t>
@@ -4082,7 +3806,6 @@
           <w:rFonts w:ascii="Consolas" w:hAnsi="Consolas"/>
           <w:b w:val="0"/>
           <w:i w:val="0"/>
-          <w:strike w:val="0"/>
           <w:color w:val="000000"/>
           <w:sz w:val="17"/>
         </w:rPr>
@@ -4092,7 +3815,6 @@
         <w:rPr>
           <w:b w:val="0"/>
           <w:i w:val="0"/>
-          <w:strike w:val="0"/>
           <w:color w:val="000000"/>
         </w:rPr>
         <w:t xml:space="preserve">와 </w:t>
@@ -4102,7 +3824,6 @@
           <w:rFonts w:ascii="Consolas" w:hAnsi="Consolas"/>
           <w:b w:val="0"/>
           <w:i w:val="0"/>
-          <w:strike w:val="0"/>
           <w:color w:val="000000"/>
           <w:sz w:val="17"/>
         </w:rPr>
@@ -4112,7 +3833,6 @@
         <w:rPr>
           <w:b w:val="0"/>
           <w:i w:val="0"/>
-          <w:strike w:val="0"/>
           <w:color w:val="000000"/>
         </w:rPr>
         <w:t>는 둘 다 깃허브에 올리지 않지만, 빼는 이유는 서로 다릅니다. 각각 한 문장으로 설명해 보세요.</w:t>
@@ -4374,54 +4094,8 @@
         <w:ind w:left="259"/>
       </w:pPr>
       <w:r>
-        <w:t xml:space="preserve">3. </w:t>
-      </w:r>
-      <w:r>
-        <w:rPr>
-          <w:b w:val="0"/>
-          <w:i w:val="0"/>
-          <w:strike w:val="0"/>
-          <w:color w:val="000000"/>
-        </w:rPr>
-        <w:t xml:space="preserve">깃허브 저장소 페이지의 커밋 목록에서 첫 커밋을 클릭해, 그 커밋에 포함된 파일 목록과 </w:t>
-      </w:r>
-      <w:r>
-        <w:rPr>
-          <w:b w:val="0"/>
-          <w:i w:val="0"/>
-          <w:strike w:val="0"/>
-          <w:color w:val="000000"/>
-        </w:rPr>
-        <w:t>28.2절</w:t>
-      </w:r>
-      <w:r>
-        <w:rPr>
-          <w:b w:val="0"/>
-          <w:i w:val="0"/>
-          <w:strike w:val="0"/>
-          <w:color w:val="000000"/>
-        </w:rPr>
-        <w:t xml:space="preserve">의 </w:t>
-      </w:r>
-      <w:r>
-        <w:rPr>
-          <w:rFonts w:ascii="Consolas" w:hAnsi="Consolas"/>
-          <w:b w:val="0"/>
-          <w:i w:val="0"/>
-          <w:strike w:val="0"/>
-          <w:color w:val="000000"/>
-          <w:sz w:val="17"/>
-        </w:rPr>
-        <w:t>git status</w:t>
-      </w:r>
-      <w:r>
-        <w:rPr>
-          <w:b w:val="0"/>
-          <w:i w:val="0"/>
-          <w:strike w:val="0"/>
-          <w:color w:val="000000"/>
-        </w:rPr>
-        <w:t xml:space="preserve"> 검문소에서 본 목록이 일치하는지 비교해 보세요.</w:t>
+        <w:rPr/>
+        <w:t>3. 깃허브 저장소 페이지의 커밋 목록에서 첫 커밋을 클릭해, 그 커밋에 포함된 파일 목록과 32.2절의 git status 검문소에서 본 목록이 일치하는지 비교해 보세요.</w:t>
       </w:r>
     </w:p>
     <w:p>

--- a/최종교재/28장_GitHub에_올리기.docx
+++ b/최종교재/28장_GitHub에_올리기.docx
@@ -710,10 +710,9 @@
         <w:rPr>
           <w:b w:val="0"/>
           <w:i w:val="0"/>
-          <w:strike w:val="0"/>
-          <w:color w:val="000000"/>
-        </w:rPr>
-        <w:t>my-map 프로젝트를 깃허브 공개 저장소에 올리기 전 점검을 해줘. .gitignore에 .env와 node_modules, dist가 빠짐없이 들어 있는지 확인하고, 없으면 추가해줘. 그리고 이 프로젝트에서 절대 공개되면 안 되는 파일이 또 있는지 목록으로 보고해줘.</w:t>
+          <w:color w:val="000000"/>
+        </w:rPr>
+        <w:t>이제 완성한 지도 애플리케이션을 공개 소스 저장소에 올리기 전에 공개하여서는 안 되는 내용이 포함되어 있지 않은지 점검하여 주십시오. 저장소에 올리지 않아야 할 파일 목록이 적혀있는 파일에 개인 정보나 비밀 키가 포함된 파일이 빠짐없이 등록되어 있는지 확인하고, 누락된 경우 추가하여 주십시오. 그리고 이 프로젝트에서 절대로 외부에 공개되어서는 안 되는 파일들이 더 있는지 파악하여 목록으로 정리하여 알려주십시오.</w:t>
       </w:r>
     </w:p>
     <w:p>
@@ -1258,10 +1257,9 @@
         <w:rPr>
           <w:b w:val="0"/>
           <w:i w:val="0"/>
-          <w:strike w:val="0"/>
-          <w:color w:val="000000"/>
-        </w:rPr>
-        <w:t>my-map 프로젝트를 git 저장소로 초기화하고 첫 커밋을 만들어줘. 커밋 전에 git status로 커밋될 파일 목록을 나에게 먼저 보여주고, .env나 node_modules가 목록에 있으면 멈추고 알려줘. 커밋 메시지는 "지도 웹앱 완성: 마커·필터·검색·저장·공유"로 해줘.</w:t>
+          <w:color w:val="000000"/>
+        </w:rPr>
+        <w:t>프로젝트 폴더를 버전 관리 저장소로 초기 설정하고 첫 번째 변경 내용을 기록하여 주십시오. 변경 내용을 기록하기 전에 어떤 파일들이 포함될 것인지 확인하여, 공개하면 안 되는 파일이 포함되어 있다면 작업을 중단하고 그 사실을 알려주십시오. 변경 내용을 설명하는 문구는 "지도 웹앱 완성: 마커·필터·검색·저장·공유"로 작성하여 주십시오.</w:t>
       </w:r>
     </w:p>
     <w:p>
@@ -2068,7 +2066,7 @@
           <w:i w:val="0"/>
           <w:color w:val="000000"/>
         </w:rPr>
-        <w:t>이제 이 명령어가 실제로 어떤 의미를 담고 있는지 자세히 살펴보겠습니다. 이번은 연습이 아니라 실제 프로젝트를 적용하는 것이므로, 각 옵션이 어떤 의미를 가지는지 함께 알아보겠습니다.</w:t>
+        <w:t>이제 방금 실행한 명령어가 실제로 어떤 의미를 갖고 있는지 자세히 알아보겠습니다. 이번은 단순한 연습이 아니라 실제 프로젝트에 적용하는 내용이므로, 각 설정값이 어떤 의미를 가지며 앞으로 어떤 역할을 수행하게 될지 함께 살펴보겠습니다.</w:t>
       </w:r>
     </w:p>
     <w:p>
@@ -3156,7 +3154,7 @@
           <w:i w:val="0"/>
           <w:color w:val="000000"/>
         </w:rPr>
-        <w:t>지금까지의 작업 이력을 한눈에 확인할 수 있는 명령어도 함께 알아두시기 바랍니다. 이 명령어는 지금까지의 커밋 내용을 요약하여 최신 순서로 간략하게 보여 줍니다.</w:t>
+        <w:t>지금까지 진행한 작업의 흐름을 한눈에 파악할 수 있는 명령어도 함께 알아두시기 바랍니다. 이 명령어는 지금까지의 작업 내용을 간략하게 요약하여 최신 순서로 정리해서 보여주는 역할을 합니다.</w:t>
       </w:r>
     </w:p>
     <w:p>
@@ -3298,10 +3296,9 @@
         <w:rPr>
           <w:b w:val="0"/>
           <w:i w:val="0"/>
-          <w:strike w:val="0"/>
-          <w:color w:val="000000"/>
-        </w:rPr>
-        <w:t>지금까지 변경된 내용을 커밋하고 푸시해줘. 커밋 메시지는 변경 내용을 보고 네가 한국어로 알맞게 지어서, 커밋하기 전에 나한테 먼저 보여줘.</w:t>
+          <w:color w:val="000000"/>
+        </w:rPr>
+        <w:t>이번에 변경한 내용을 정리하여 버전 관리에 기록하고 원격 저장소로 전송하여 주십시오. 변경 내용을 설명하는 문구는 실제 변경된 부분을 바탕으로 적절하게 작성하여, 기록하기 전에 먼저 그 내용을 보여주시고 확인을 구하여 주십시오.</w:t>
       </w:r>
     </w:p>
     <w:p>
